--- a/project/documents/formaldocuments/IntelCorpAssn.docx
+++ b/project/documents/formaldocuments/IntelCorpAssn.docx
@@ -976,7 +976,21 @@
                 <w:sz w:val="24"/>
                 <w:szCs w:val="24"/>
               </w:rPr>
-              <w:t>&lt;&lt;inventorName&gt;&gt;</w:t>
+              <w:t>&lt;&lt;inventor</w:t>
+            </w:r>
+            <w:r>
+              <w:rPr>
+                <w:sz w:val="24"/>
+                <w:szCs w:val="24"/>
+              </w:rPr>
+              <w:t>Name</w:t>
+            </w:r>
+            <w:r>
+              <w:rPr>
+                <w:sz w:val="24"/>
+                <w:szCs w:val="24"/>
+              </w:rPr>
+              <w:t>&gt;&gt;</w:t>
             </w:r>
           </w:p>
         </w:tc>
@@ -1228,7 +1242,15 @@
         <w:b/>
         <w:i/>
       </w:rPr>
-      <w:t>&lt;&lt;r</w:t>
+      <w:t>&lt;&lt;</w:t>
+    </w:r>
+    <w:r>
+      <w:rPr>
+        <w:rFonts w:ascii="Times New Roman" w:hAnsi="Times New Roman"/>
+        <w:b/>
+        <w:i/>
+      </w:rPr>
+      <w:t>R</w:t>
     </w:r>
     <w:r>
       <w:rPr>
